--- a/docs/word/Supplier Portal - Technical Design & Architecture.docx
+++ b/docs/word/Supplier Portal - Technical Design & Architecture.docx
@@ -434,7 +434,7 @@
           <w:sz w:val="21"/>
           <w:szCs w:val="21"/>
         </w:rPr>
-        <w:t xml:space="preserve">The Supplier Portal is a .NET 8 Blazor Server application that digitises supplier onboarding and master-data maintenance for Dubai Investments, alongside two sibling portals — Customer (KYC) and Leasing/Landlord. It supports an internal deployment and a hardened DMZ deployment in which a public self-service front-end talks to the internal tier through a controlled API seam. This document describes the solution structure, runtime architecture, security model and integrations.</w:t>
+        <w:t xml:space="preserve">The Supplier Portal is a .NET 8 Blazor Server application that digitises supplier onboarding and master-data maintenance for Dubai Investments. It supports an internal deployment and a hardened DMZ deployment in which a public self-service front-end talks to the internal tier through a controlled API seam. This document describes the solution structure, runtime architecture, security model and integrations.</w:t>
       </w:r>
     </w:p>
     <w:p>
@@ -1113,7 +1113,7 @@
           <w:sz w:val="21"/>
           <w:szCs w:val="21"/>
         </w:rPr>
-        <w:t xml:space="preserve">Blazor Server with the Interactive Server render mode. The root App/Routes components host areas: Supplier, Customer, Leasing, Admin, Account, plus Layout and Shared components. Cascading authentication state flows to all components; server-side [Authorize] policies enforce access (the UI only hides what the server also denies).</w:t>
+        <w:t xml:space="preserve">Blazor Server with the Interactive Server render mode. The root App/Routes components host areas: Supplier, Admin, Account, plus Layout and Shared components. Cascading authentication state flows to all components; server-side [Authorize] policies enforce access (the UI only hides what the server also denies).</w:t>
       </w:r>
     </w:p>
     <w:p>
@@ -1590,7 +1590,7 @@
                 <w:sz w:val="18"/>
                 <w:szCs w:val="18"/>
               </w:rPr>
-              <w:t xml:space="preserve">Customer* services</w:t>
+              <w:t xml:space="preserve">UserService / BusinessUnitService</w:t>
             </w:r>
           </w:p>
         </w:tc>
@@ -1618,7 +1618,7 @@
                 <w:sz w:val="18"/>
                 <w:szCs w:val="18"/>
               </w:rPr>
-              <w:t xml:space="preserve">Customer (KYC) counterparts (service, import/export, documents, field config, tokens, email).</w:t>
+              <w:t xml:space="preserve">User and business-unit administration.</w:t>
             </w:r>
           </w:p>
         </w:tc>
@@ -1647,7 +1647,7 @@
                 <w:sz w:val="18"/>
                 <w:szCs w:val="18"/>
               </w:rPr>
-              <w:t xml:space="preserve">UserService / BusinessUnitService</w:t>
+              <w:t xml:space="preserve">AuthService / RoleClaimsTransformation / ActiveDirectoryService / BreakGlassService</w:t>
             </w:r>
           </w:p>
         </w:tc>
@@ -1674,7 +1674,7 @@
                 <w:sz w:val="18"/>
                 <w:szCs w:val="18"/>
               </w:rPr>
-              <w:t xml:space="preserve">User and business-unit administration.</w:t>
+              <w:t xml:space="preserve">Authentication, claims resolution, LDAP, emergency access.</w:t>
             </w:r>
           </w:p>
         </w:tc>
@@ -1704,7 +1704,7 @@
                 <w:sz w:val="18"/>
                 <w:szCs w:val="18"/>
               </w:rPr>
-              <w:t xml:space="preserve">AuthService / RoleClaimsTransformation / ActiveDirectoryService / BreakGlassService</w:t>
+              <w:t xml:space="preserve">AuditService</w:t>
             </w:r>
           </w:p>
         </w:tc>
@@ -1732,121 +1732,7 @@
                 <w:sz w:val="18"/>
                 <w:szCs w:val="18"/>
               </w:rPr>
-              <w:t xml:space="preserve">Authentication, claims resolution, LDAP, emergency access.</w:t>
-            </w:r>
-          </w:p>
-        </w:tc>
-      </w:tr>
-      <w:tr>
-        <w:tc>
-          <w:tcPr>
-            <w:tcW w:type="dxa" w:w="3000"/>
-            <w:tcMar>
-              <w:top w:type="dxa" w:w="40"/>
-              <w:left w:type="dxa" w:w="70"/>
-              <w:bottom w:type="dxa" w:w="40"/>
-              <w:right w:type="dxa" w:w="70"/>
-            </w:tcMar>
-          </w:tcPr>
-          <w:p>
-            <w:pPr>
-              <w:spacing w:after="0" w:line="240"/>
-            </w:pPr>
-            <w:r>
-              <w:rPr>
-                <w:rFonts w:ascii="Calibri" w:cs="Calibri" w:eastAsia="Calibri" w:hAnsi="Calibri"/>
-                <w:b w:val="false"/>
-                <w:bCs w:val="false"/>
-                <w:color w:val="22303F"/>
-                <w:sz w:val="18"/>
-                <w:szCs w:val="18"/>
-              </w:rPr>
-              <w:t xml:space="preserve">AuditService</w:t>
-            </w:r>
-          </w:p>
-        </w:tc>
-        <w:tc>
-          <w:tcPr>
-            <w:tcW w:type="dxa" w:w="6500"/>
-            <w:tcMar>
-              <w:top w:type="dxa" w:w="40"/>
-              <w:left w:type="dxa" w:w="70"/>
-              <w:bottom w:type="dxa" w:w="40"/>
-              <w:right w:type="dxa" w:w="70"/>
-            </w:tcMar>
-          </w:tcPr>
-          <w:p>
-            <w:pPr>
-              <w:spacing w:after="0" w:line="240"/>
-            </w:pPr>
-            <w:r>
-              <w:rPr>
-                <w:rFonts w:ascii="Calibri" w:cs="Calibri" w:eastAsia="Calibri" w:hAnsi="Calibri"/>
-                <w:b w:val="false"/>
-                <w:bCs w:val="false"/>
-                <w:color w:val="22303F"/>
-                <w:sz w:val="18"/>
-                <w:szCs w:val="18"/>
-              </w:rPr>
               <w:t xml:space="preserve">Writes AuditLog rows for every workflow transition.</w:t>
-            </w:r>
-          </w:p>
-        </w:tc>
-      </w:tr>
-      <w:tr>
-        <w:tc>
-          <w:tcPr>
-            <w:tcW w:type="dxa" w:w="3000"/>
-            <w:shd w:fill="F1F4F9" w:color="auto" w:val="clear"/>
-            <w:tcMar>
-              <w:top w:type="dxa" w:w="40"/>
-              <w:left w:type="dxa" w:w="70"/>
-              <w:bottom w:type="dxa" w:w="40"/>
-              <w:right w:type="dxa" w:w="70"/>
-            </w:tcMar>
-          </w:tcPr>
-          <w:p>
-            <w:pPr>
-              <w:spacing w:after="0" w:line="240"/>
-            </w:pPr>
-            <w:r>
-              <w:rPr>
-                <w:rFonts w:ascii="Calibri" w:cs="Calibri" w:eastAsia="Calibri" w:hAnsi="Calibri"/>
-                <w:b w:val="false"/>
-                <w:bCs w:val="false"/>
-                <w:color w:val="22303F"/>
-                <w:sz w:val="18"/>
-                <w:szCs w:val="18"/>
-              </w:rPr>
-              <w:t xml:space="preserve">Leasing/* services</w:t>
-            </w:r>
-          </w:p>
-        </w:tc>
-        <w:tc>
-          <w:tcPr>
-            <w:tcW w:type="dxa" w:w="6500"/>
-            <w:shd w:fill="F1F4F9" w:color="auto" w:val="clear"/>
-            <w:tcMar>
-              <w:top w:type="dxa" w:w="40"/>
-              <w:left w:type="dxa" w:w="70"/>
-              <w:bottom w:type="dxa" w:w="40"/>
-              <w:right w:type="dxa" w:w="70"/>
-            </w:tcMar>
-          </w:tcPr>
-          <w:p>
-            <w:pPr>
-              <w:spacing w:after="0" w:line="240"/>
-            </w:pPr>
-            <w:r>
-              <w:rPr>
-                <w:rFonts w:ascii="Calibri" w:cs="Calibri" w:eastAsia="Calibri" w:hAnsi="Calibri"/>
-                <w:b w:val="false"/>
-                <w:bCs w:val="false"/>
-                <w:color w:val="22303F"/>
-                <w:sz w:val="18"/>
-                <w:szCs w:val="18"/>
-              </w:rPr>
-              <w:t xml:space="preserve">Landlord/Leasing bounded-context services.</w:t>
             </w:r>
           </w:p>
         </w:tc>
@@ -1879,7 +1765,7 @@
           <w:sz w:val="21"/>
           <w:szCs w:val="21"/>
         </w:rPr>
-        <w:t xml:space="preserve">The DbContextFactory pattern (AddDbContextFactory) is used instead of a scoped DbContext: every service opens a short-lived context per unit of work. Two contexts over the same server — ApplicationDbContext (suppliers/customers/users/audit) and LeasingDbContext (a separate bounded context with its own migration history). In Internal mode, startup seeds ApplicationDbContext and migrates LeasingDbContext.</w:t>
+        <w:t xml:space="preserve">The DbContextFactory pattern (AddDbContextFactory) is used instead of a scoped DbContext: every service opens a short-lived context per unit of work. The supplier, user and master-data schema lives in ApplicationDbContext (default dbo schema). In Internal mode, startup seeds ApplicationDbContext master data.</w:t>
       </w:r>
     </w:p>
     <w:p>
@@ -1909,7 +1795,7 @@
           <w:sz w:val="21"/>
           <w:szCs w:val="21"/>
         </w:rPr>
-        <w:t xml:space="preserve">Hosted in Web Program.cs: supplier/customer exports and templates, document serving (single, zip, images-as-pdf/xlsx bundles), landlord documents, user photo / BU logo, /account/logout, /account/sso-login, /account/dev-login, /api/breakglass, the Circularo webhook, and the self-service API group /api/ss/*.</w:t>
+        <w:t xml:space="preserve">Hosted in Web Program.cs: supplier exports and templates, document serving (single, zip, images-as-pdf/xlsx bundles), user photo / BU logo, /account/logout, /account/sso-login, /account/dev-login, /api/breakglass, and the self-service API group /api/ss/*.</w:t>
       </w:r>
     </w:p>
     <w:p>
@@ -1926,7 +1812,7 @@
           <w:sz w:val="30"/>
           <w:szCs w:val="30"/>
         </w:rPr>
-        <w:t xml:space="preserve">4. The Three Portals &amp; Deployment Modes</w:t>
+        <w:t xml:space="preserve">4. Deployment Modes</w:t>
       </w:r>
     </w:p>
     <w:p>
@@ -1939,7 +1825,7 @@
           <w:sz w:val="21"/>
           <w:szCs w:val="21"/>
         </w:rPr>
-        <w:t xml:space="preserve">Portals are expressed as PortalAccess flags (Supplier, Customer, Landlord, Broker) granted per user and enforced by policies. The three primary business portals are Supplier onboarding, Customer/KYC, and Leasing/Landlord (a separate bounded context reading the read-only dbo.Property view).</w:t>
+        <w:t xml:space="preserve">Portal access is expressed as a PortalAccess flag (Supplier) granted per user and enforced by policies. The Supplier Portal runs in one of two deployment modes — an internal (trusted-zone) deployment and a hardened DMZ deployment — described below.</w:t>
       </w:r>
     </w:p>
     <w:p>
@@ -2178,7 +2064,7 @@
           <w:sz w:val="21"/>
           <w:szCs w:val="21"/>
         </w:rPr>
-        <w:t xml:space="preserve">Four gateway interfaces (supplier + customer, access + data) are bound by mode: Internal → Local* gateways calling the DB-backed services directly; DMZ → Http* gateways calling the internal API over a named HttpClient carrying the base URL and shared key. The /api/ss/* endpoints are what the DMZ front-end consumes so it needs no database. Two-factor protection guards them: (a) a shared X-SelfService-Key header validated in constant time (closed if unset), and (b) the opaque link/session token in each request body, scoping every call to one supplier.</w:t>
+        <w:t xml:space="preserve">Two gateway interfaces (supplier access + data) are bound by mode: Internal → Local* gateways calling the DB-backed services directly; DMZ → Http* gateways calling the internal API over a named HttpClient carrying the base URL and shared key. The /api/ss/* endpoints are what the DMZ front-end consumes so it needs no database. Two-factor protection guards them: (a) a shared X-SelfService-Key header validated in constant time (closed if unset), and (b) the opaque link/session token in each request body, scoping every call to one supplier.</w:t>
       </w:r>
     </w:p>
     <w:p>
@@ -2315,7 +2201,7 @@
           <w:sz w:val="21"/>
           <w:szCs w:val="21"/>
         </w:rPr>
-        <w:t xml:space="preserve">Deny-by-default authorization; portal policies (Portal.Supplier/Customer/Landlord/Broker) and role attributes ([Authorize(Roles="Administrator")]) are applied on the Razor components server-side.</w:t>
+        <w:t xml:space="preserve">Deny-by-default authorization; the portal policy (Portal.Supplier) and role attributes ([Authorize(Roles="Administrator")]) are applied on the Razor components server-side.</w:t>
       </w:r>
     </w:p>
     <w:p>
@@ -3196,7 +3082,7 @@
                 <w:sz w:val="18"/>
                 <w:szCs w:val="18"/>
               </w:rPr>
-              <w:t xml:space="preserve">UAE Pass</w:t>
+              <w:t xml:space="preserve">QuestPDF</w:t>
             </w:r>
           </w:p>
         </w:tc>
@@ -3224,121 +3110,7 @@
                 <w:sz w:val="18"/>
                 <w:szCs w:val="18"/>
               </w:rPr>
-              <w:t xml:space="preserve">Landlord identity verification via OIDC authorization-code; simulation mode when live credentials are absent.</w:t>
-            </w:r>
-          </w:p>
-        </w:tc>
-      </w:tr>
-      <w:tr>
-        <w:tc>
-          <w:tcPr>
-            <w:tcW w:type="dxa" w:w="2500"/>
-            <w:tcMar>
-              <w:top w:type="dxa" w:w="40"/>
-              <w:left w:type="dxa" w:w="70"/>
-              <w:bottom w:type="dxa" w:w="40"/>
-              <w:right w:type="dxa" w:w="70"/>
-            </w:tcMar>
-          </w:tcPr>
-          <w:p>
-            <w:pPr>
-              <w:spacing w:after="0" w:line="240"/>
-            </w:pPr>
-            <w:r>
-              <w:rPr>
-                <w:rFonts w:ascii="Calibri" w:cs="Calibri" w:eastAsia="Calibri" w:hAnsi="Calibri"/>
-                <w:b w:val="false"/>
-                <w:bCs w:val="false"/>
-                <w:color w:val="22303F"/>
-                <w:sz w:val="18"/>
-                <w:szCs w:val="18"/>
-              </w:rPr>
-              <w:t xml:space="preserve">Circularo e-signature</w:t>
-            </w:r>
-          </w:p>
-        </w:tc>
-        <w:tc>
-          <w:tcPr>
-            <w:tcW w:type="dxa" w:w="7000"/>
-            <w:tcMar>
-              <w:top w:type="dxa" w:w="40"/>
-              <w:left w:type="dxa" w:w="70"/>
-              <w:bottom w:type="dxa" w:w="40"/>
-              <w:right w:type="dxa" w:w="70"/>
-            </w:tcMar>
-          </w:tcPr>
-          <w:p>
-            <w:pPr>
-              <w:spacing w:after="0" w:line="240"/>
-            </w:pPr>
-            <w:r>
-              <w:rPr>
-                <w:rFonts w:ascii="Calibri" w:cs="Calibri" w:eastAsia="Calibri" w:hAnsi="Calibri"/>
-                <w:b w:val="false"/>
-                <w:bCs w:val="false"/>
-                <w:color w:val="22303F"/>
-                <w:sz w:val="18"/>
-                <w:szCs w:val="18"/>
-              </w:rPr>
-              <w:t xml:space="preserve">Routes the landlord summary PDF for signature; a background poller plus an HMAC-validated webhook capture completion.</w:t>
-            </w:r>
-          </w:p>
-        </w:tc>
-      </w:tr>
-      <w:tr>
-        <w:tc>
-          <w:tcPr>
-            <w:tcW w:type="dxa" w:w="2500"/>
-            <w:shd w:fill="F1F4F9" w:color="auto" w:val="clear"/>
-            <w:tcMar>
-              <w:top w:type="dxa" w:w="40"/>
-              <w:left w:type="dxa" w:w="70"/>
-              <w:bottom w:type="dxa" w:w="40"/>
-              <w:right w:type="dxa" w:w="70"/>
-            </w:tcMar>
-          </w:tcPr>
-          <w:p>
-            <w:pPr>
-              <w:spacing w:after="0" w:line="240"/>
-            </w:pPr>
-            <w:r>
-              <w:rPr>
-                <w:rFonts w:ascii="Calibri" w:cs="Calibri" w:eastAsia="Calibri" w:hAnsi="Calibri"/>
-                <w:b w:val="false"/>
-                <w:bCs w:val="false"/>
-                <w:color w:val="22303F"/>
-                <w:sz w:val="18"/>
-                <w:szCs w:val="18"/>
-              </w:rPr>
-              <w:t xml:space="preserve">QuestPDF</w:t>
-            </w:r>
-          </w:p>
-        </w:tc>
-        <w:tc>
-          <w:tcPr>
-            <w:tcW w:type="dxa" w:w="7000"/>
-            <w:shd w:fill="F1F4F9" w:color="auto" w:val="clear"/>
-            <w:tcMar>
-              <w:top w:type="dxa" w:w="40"/>
-              <w:left w:type="dxa" w:w="70"/>
-              <w:bottom w:type="dxa" w:w="40"/>
-              <w:right w:type="dxa" w:w="70"/>
-            </w:tcMar>
-          </w:tcPr>
-          <w:p>
-            <w:pPr>
-              <w:spacing w:after="0" w:line="240"/>
-            </w:pPr>
-            <w:r>
-              <w:rPr>
-                <w:rFonts w:ascii="Calibri" w:cs="Calibri" w:eastAsia="Calibri" w:hAnsi="Calibri"/>
-                <w:b w:val="false"/>
-                <w:bCs w:val="false"/>
-                <w:color w:val="22303F"/>
-                <w:sz w:val="18"/>
-                <w:szCs w:val="18"/>
-              </w:rPr>
-              <w:t xml:space="preserve">Signed declaration, landlord summary, and images→PDF generation.</w:t>
+              <w:t xml:space="preserve">Signed declaration and images→PDF generation.</w:t>
             </w:r>
           </w:p>
         </w:tc>

--- a/docs/word/Supplier Portal - Technical Design & Architecture.docx
+++ b/docs/word/Supplier Portal - Technical Design & Architecture.docx
@@ -356,7 +356,7 @@
                 <w:sz w:val="18"/>
                 <w:szCs w:val="18"/>
               </w:rPr>
-              <w:t xml:space="preserve">15 September 2026</w:t>
+              <w:t xml:space="preserve">17 September 2026</w:t>
             </w:r>
           </w:p>
         </w:tc>
@@ -1504,7 +1504,121 @@
                 <w:sz w:val="18"/>
                 <w:szCs w:val="18"/>
               </w:rPr>
-              <w:t xml:space="preserve">Central email send (SMTP or Database Mail); notifications; per-BU logo branding.</w:t>
+              <w:t xml:space="preserve">Central email send (Microsoft Graph → SMTP → Database Mail); notifications; per-BU logo branding.</w:t>
+            </w:r>
+          </w:p>
+        </w:tc>
+      </w:tr>
+      <w:tr>
+        <w:tc>
+          <w:tcPr>
+            <w:tcW w:type="dxa" w:w="3000"/>
+            <w:tcMar>
+              <w:top w:type="dxa" w:w="40"/>
+              <w:left w:type="dxa" w:w="70"/>
+              <w:bottom w:type="dxa" w:w="40"/>
+              <w:right w:type="dxa" w:w="70"/>
+            </w:tcMar>
+          </w:tcPr>
+          <w:p>
+            <w:pPr>
+              <w:spacing w:after="0" w:line="240"/>
+            </w:pPr>
+            <w:r>
+              <w:rPr>
+                <w:rFonts w:ascii="Calibri" w:cs="Calibri" w:eastAsia="Calibri" w:hAnsi="Calibri"/>
+                <w:b w:val="false"/>
+                <w:bCs w:val="false"/>
+                <w:color w:val="22303F"/>
+                <w:sz w:val="18"/>
+                <w:szCs w:val="18"/>
+              </w:rPr>
+              <w:t xml:space="preserve">ScheduledReportRunner (hosted BackgroundService)</w:t>
+            </w:r>
+          </w:p>
+        </w:tc>
+        <w:tc>
+          <w:tcPr>
+            <w:tcW w:type="dxa" w:w="6500"/>
+            <w:tcMar>
+              <w:top w:type="dxa" w:w="40"/>
+              <w:left w:type="dxa" w:w="70"/>
+              <w:bottom w:type="dxa" w:w="40"/>
+              <w:right w:type="dxa" w:w="70"/>
+            </w:tcMar>
+          </w:tcPr>
+          <w:p>
+            <w:pPr>
+              <w:spacing w:after="0" w:line="240"/>
+            </w:pPr>
+            <w:r>
+              <w:rPr>
+                <w:rFonts w:ascii="Calibri" w:cs="Calibri" w:eastAsia="Calibri" w:hAnsi="Calibri"/>
+                <w:b w:val="false"/>
+                <w:bCs w:val="false"/>
+                <w:color w:val="22303F"/>
+                <w:sz w:val="18"/>
+                <w:szCs w:val="18"/>
+              </w:rPr>
+              <w:t xml:space="preserve">Polls for due ScheduledReports, generates the report via ExportService and emails it as an attachment to a NotificationGroup's active members.</w:t>
+            </w:r>
+          </w:p>
+        </w:tc>
+      </w:tr>
+      <w:tr>
+        <w:tc>
+          <w:tcPr>
+            <w:tcW w:type="dxa" w:w="3000"/>
+            <w:shd w:fill="F1F4F9" w:color="auto" w:val="clear"/>
+            <w:tcMar>
+              <w:top w:type="dxa" w:w="40"/>
+              <w:left w:type="dxa" w:w="70"/>
+              <w:bottom w:type="dxa" w:w="40"/>
+              <w:right w:type="dxa" w:w="70"/>
+            </w:tcMar>
+          </w:tcPr>
+          <w:p>
+            <w:pPr>
+              <w:spacing w:after="0" w:line="240"/>
+            </w:pPr>
+            <w:r>
+              <w:rPr>
+                <w:rFonts w:ascii="Calibri" w:cs="Calibri" w:eastAsia="Calibri" w:hAnsi="Calibri"/>
+                <w:b w:val="false"/>
+                <w:bCs w:val="false"/>
+                <w:color w:val="22303F"/>
+                <w:sz w:val="18"/>
+                <w:szCs w:val="18"/>
+              </w:rPr>
+              <w:t xml:space="preserve">NotificationGroupService</w:t>
+            </w:r>
+          </w:p>
+        </w:tc>
+        <w:tc>
+          <w:tcPr>
+            <w:tcW w:type="dxa" w:w="6500"/>
+            <w:shd w:fill="F1F4F9" w:color="auto" w:val="clear"/>
+            <w:tcMar>
+              <w:top w:type="dxa" w:w="40"/>
+              <w:left w:type="dxa" w:w="70"/>
+              <w:bottom w:type="dxa" w:w="40"/>
+              <w:right w:type="dxa" w:w="70"/>
+            </w:tcMar>
+          </w:tcPr>
+          <w:p>
+            <w:pPr>
+              <w:spacing w:after="0" w:line="240"/>
+            </w:pPr>
+            <w:r>
+              <w:rPr>
+                <w:rFonts w:ascii="Calibri" w:cs="Calibri" w:eastAsia="Calibri" w:hAnsi="Calibri"/>
+                <w:b w:val="false"/>
+                <w:bCs w:val="false"/>
+                <w:color w:val="22303F"/>
+                <w:sz w:val="18"/>
+                <w:szCs w:val="18"/>
+              </w:rPr>
+              <w:t xml:space="preserve">Named user recipient lists (many-to-many User⇄NotificationGroup) with an Active flag, used by scheduled reports.</w:t>
             </w:r>
           </w:p>
         </w:tc>
@@ -2237,7 +2351,7 @@
           <w:sz w:val="21"/>
           <w:szCs w:val="21"/>
         </w:rPr>
-        <w:t xml:space="preserve">Break-glass: time-boxed emergency admin, disabled unless a SHA-256 secret is configured; anonymous, rate-limited, constant-time compared and fully audited.</w:t>
+        <w:t xml:space="preserve">Break-glass: time-boxed emergency admin gated by BreakGlass:Enabled (deployment) plus an admin-set secret. The secret is stored only as a salted PBKDF2-SHA256 hash in a protected file (BreakGlassSecretStore) — never plaintext, never in the database — and is verified via a claims transformation; access is anonymous, rate-limited, constant-time compared and fully audited.</w:t>
       </w:r>
     </w:p>
     <w:p>
@@ -2734,6 +2848,62 @@
           </w:p>
         </w:tc>
       </w:tr>
+      <w:tr>
+        <w:tc>
+          <w:tcPr>
+            <w:tcW w:type="dxa" w:w="2100"/>
+            <w:tcMar>
+              <w:top w:type="dxa" w:w="40"/>
+              <w:left w:type="dxa" w:w="70"/>
+              <w:bottom w:type="dxa" w:w="40"/>
+              <w:right w:type="dxa" w:w="70"/>
+            </w:tcMar>
+          </w:tcPr>
+          <w:p>
+            <w:pPr>
+              <w:spacing w:after="0" w:line="240"/>
+            </w:pPr>
+            <w:r>
+              <w:rPr>
+                <w:rFonts w:ascii="Calibri" w:cs="Calibri" w:eastAsia="Calibri" w:hAnsi="Calibri"/>
+                <w:b w:val="false"/>
+                <w:bCs w:val="false"/>
+                <w:color w:val="22303F"/>
+                <w:sz w:val="18"/>
+                <w:szCs w:val="18"/>
+              </w:rPr>
+              <w:t xml:space="preserve">Registration &amp; transport</w:t>
+            </w:r>
+          </w:p>
+        </w:tc>
+        <w:tc>
+          <w:tcPr>
+            <w:tcW w:type="dxa" w:w="7400"/>
+            <w:tcMar>
+              <w:top w:type="dxa" w:w="40"/>
+              <w:left w:type="dxa" w:w="70"/>
+              <w:bottom w:type="dxa" w:w="40"/>
+              <w:right w:type="dxa" w:w="70"/>
+            </w:tcMar>
+          </w:tcPr>
+          <w:p>
+            <w:pPr>
+              <w:spacing w:after="0" w:line="240"/>
+            </w:pPr>
+            <w:r>
+              <w:rPr>
+                <w:rFonts w:ascii="Calibri" w:cs="Calibri" w:eastAsia="Calibri" w:hAnsi="Calibri"/>
+                <w:b w:val="false"/>
+                <w:bCs w:val="false"/>
+                <w:color w:val="22303F"/>
+                <w:sz w:val="18"/>
+                <w:szCs w:val="18"/>
+              </w:rPr>
+              <w:t xml:space="preserve">Public self-registration is disabled by default; the antiforgery cookie is marked Secure; HSTS is enabled (max-age 1 year, includeSubDomains, preload).</w:t>
+            </w:r>
+          </w:p>
+        </w:tc>
+      </w:tr>
     </w:tbl>
     <w:p>
       <w:pPr>
@@ -3052,7 +3222,7 @@
                 <w:sz w:val="18"/>
                 <w:szCs w:val="18"/>
               </w:rPr>
-              <w:t xml:space="preserve">SMTP when Email:Smtp:Host is set (works on Azure SQL), otherwise SQL Server Database Mail; logos embedded as base64 data URIs.</w:t>
+              <w:t xml:space="preserve">Selects a provider per message: Microsoft Graph (app-only client-credentials, preferred when Email:Graph is configured) → SMTP → SQL Server Database Mail. Graph and SMTP support file attachments (used by scheduled reports); Database Mail does not carry in-memory attachments. Logos embedded as base64 data URIs.</w:t>
             </w:r>
           </w:p>
         </w:tc>
@@ -3082,6 +3252,63 @@
                 <w:sz w:val="18"/>
                 <w:szCs w:val="18"/>
               </w:rPr>
+              <w:t xml:space="preserve">Scheduled reporting</w:t>
+            </w:r>
+          </w:p>
+        </w:tc>
+        <w:tc>
+          <w:tcPr>
+            <w:tcW w:type="dxa" w:w="7000"/>
+            <w:shd w:fill="F1F4F9" w:color="auto" w:val="clear"/>
+            <w:tcMar>
+              <w:top w:type="dxa" w:w="40"/>
+              <w:left w:type="dxa" w:w="70"/>
+              <w:bottom w:type="dxa" w:w="40"/>
+              <w:right w:type="dxa" w:w="70"/>
+            </w:tcMar>
+          </w:tcPr>
+          <w:p>
+            <w:pPr>
+              <w:spacing w:after="0" w:line="240"/>
+            </w:pPr>
+            <w:r>
+              <w:rPr>
+                <w:rFonts w:ascii="Calibri" w:cs="Calibri" w:eastAsia="Calibri" w:hAnsi="Calibri"/>
+                <w:b w:val="false"/>
+                <w:bCs w:val="false"/>
+                <w:color w:val="22303F"/>
+                <w:sz w:val="18"/>
+                <w:szCs w:val="18"/>
+              </w:rPr>
+              <w:t xml:space="preserve">A hosted BackgroundService (ScheduledReportRunner) polls (~60s, Reports:PollSeconds; on/off via Reports:SchedulerEnabled) for due ScheduledReports, generates the supplier report through ExportService (QuestPDF for PDF, ClosedXML for Excel) and emails it as an attachment to the active members of an active NotificationGroup. Recurring schedules advance; one-off (Once) schedules disable themselves. Due times use a configurable time zone (Asia/Dubai default), stored in UTC.</w:t>
+            </w:r>
+          </w:p>
+        </w:tc>
+      </w:tr>
+      <w:tr>
+        <w:tc>
+          <w:tcPr>
+            <w:tcW w:type="dxa" w:w="2500"/>
+            <w:tcMar>
+              <w:top w:type="dxa" w:w="40"/>
+              <w:left w:type="dxa" w:w="70"/>
+              <w:bottom w:type="dxa" w:w="40"/>
+              <w:right w:type="dxa" w:w="70"/>
+            </w:tcMar>
+          </w:tcPr>
+          <w:p>
+            <w:pPr>
+              <w:spacing w:after="0" w:line="240"/>
+            </w:pPr>
+            <w:r>
+              <w:rPr>
+                <w:rFonts w:ascii="Calibri" w:cs="Calibri" w:eastAsia="Calibri" w:hAnsi="Calibri"/>
+                <w:b w:val="false"/>
+                <w:bCs w:val="false"/>
+                <w:color w:val="22303F"/>
+                <w:sz w:val="18"/>
+                <w:szCs w:val="18"/>
+              </w:rPr>
               <w:t xml:space="preserve">QuestPDF</w:t>
             </w:r>
           </w:p>
@@ -3089,7 +3316,6 @@
         <w:tc>
           <w:tcPr>
             <w:tcW w:type="dxa" w:w="7000"/>
-            <w:shd w:fill="F1F4F9" w:color="auto" w:val="clear"/>
             <w:tcMar>
               <w:top w:type="dxa" w:w="40"/>
               <w:left w:type="dxa" w:w="70"/>
@@ -3203,6 +3429,24 @@
           <w:szCs w:val="21"/>
         </w:rPr>
         <w:t xml:space="preserve">Secrets hygiene: each host loads an optional gitignored appsettings.Local.json for real secrets; committed appsettings hold no secrets. Kestrel server headers suppressed on API and SelfService.</w:t>
+      </w:r>
+    </w:p>
+    <w:p>
+      <w:pPr>
+        <w:pStyle w:val="ListParagraph"/>
+        <w:numPr>
+          <w:ilvl w:val="0"/>
+          <w:numId w:val="2"/>
+        </w:numPr>
+        <w:spacing w:after="60" w:line="264"/>
+      </w:pPr>
+      <w:r>
+        <w:rPr>
+          <w:rFonts w:ascii="Calibri" w:cs="Calibri" w:eastAsia="Calibri" w:hAnsi="Calibri"/>
+          <w:sz w:val="21"/>
+          <w:szCs w:val="21"/>
+        </w:rPr>
+        <w:t xml:space="preserve">Data model: alongside the supplier/user/master-data schema, the model adds NotificationGroups, the NotificationGroupUsers join table (many-to-many User⇄NotificationGroup) and ScheduledReports. EF Core migrations are hand-written and applied at startup (MigrateAsync) in Internal mode.</w:t>
       </w:r>
     </w:p>
     <w:p>
